--- a/article/gdc_article_real.docx
+++ b/article/gdc_article_real.docx
@@ -59,7 +59,7 @@
         <w:t>исчезает внутри групп</w:t>
       </w:r>
       <w:r>
-        <w:t xml:space="preserve"> (p = 0.09/0.48) — она была артефактом смеси опухолевой и нормальной ткани. Теория экстремальных значений: хвосты максимумов экспрессии тяжёлые (Фреше) в обеих группах, уровень возврата RL99 у опухолей выше (18.0 против 13.1, пермутационный p = 0.005). Байесовская модель с учётом matched-дизайна и пластины: эффект ткани на SFTPC = </w:t>
+        <w:t xml:space="preserve"> (p = 0.09/0.48) — она была артефактом смеси опухолевой и нормальной ткани. Теория экстремальных значений: хвосты максимумов экспрессии тяжёлые (Фреше) в обеих группах, уровень возврата RL99 у опухолей выше (18.02 против 13.14, пермутационный p = 0.005). Байесовская модель с учётом matched-дизайна и пластины: эффект ткани на SFTPC = </w:t>
       </w:r>
       <w:r>
         <w:rPr>
@@ -2281,6 +2281,29 @@
         <w:jc w:val="both"/>
       </w:pPr>
       <w:r>
+        <w:rPr>
+          <w:b/>
+        </w:rPr>
+        <w:t>Количественная интерпретация величины эффекта.</w:t>
+      </w:r>
+      <w:r>
+        <w:t xml:space="preserve"> Метрика нормирована на [0, 1]: d̄_topo = 1 достигается при полностью непересекающихся нормированных β̄₀-кривых (одна группа связна на всём диапазоне t, другая — разъединена), d̄_topo = 0 — при идентичных кривых. Наблюдаемые 0.600 составляют </w:t>
+      </w:r>
+      <w:r>
+        <w:rPr>
+          <w:b/>
+        </w:rPr>
+        <w:t>60% теоретического максимума</w:t>
+      </w:r>
+      <w:r>
+        <w:t>, т.е. по стандартной градации (как у d′/Cohen для доли дистанции) эффект классифицируется как «большой». Для калибровки полезны три контрольные точки той же шкалы: внутриопухолевый градиент (PC1-сплит) — 0.027 (малый), неинформативные гены минимальной дисперсии — 0.000 (нулевой, p = 1.0) и случайный набор из 500 генов — 0.417 (средний–большой). Таким образом, 0.600 попадает в диапазон, который воспроизводимо достигается только при смене типа распределения целиком (опухоль vs норма), и отделён от шумового уровня почти в 22 раза.</w:t>
+      </w:r>
+    </w:p>
+    <w:p>
+      <w:pPr>
+        <w:jc w:val="both"/>
+      </w:pPr>
+      <w:r>
         <w:t>Устойчивость к выбору генов (не артефакт HVG):</w:t>
       </w:r>
     </w:p>
@@ -2353,7 +2376,7 @@
           </w:tcPr>
           <w:p>
             <w:r>
-              <w:t>0.5996</w:t>
+              <w:t>0.600</w:t>
             </w:r>
           </w:p>
         </w:tc>
@@ -2385,7 +2408,7 @@
           </w:tcPr>
           <w:p>
             <w:r>
-              <w:t>0.4171</w:t>
+              <w:t>0.417</w:t>
             </w:r>
           </w:p>
         </w:tc>
@@ -2417,7 +2440,7 @@
           </w:tcPr>
           <w:p>
             <w:r>
-              <w:t>0.0000</w:t>
+              <w:t>0.000</w:t>
             </w:r>
           </w:p>
         </w:tc>
@@ -2438,6 +2461,14 @@
         <w:jc w:val="both"/>
       </w:pPr>
       <w:r>
+        <w:t>Полная TPM-матрица (complete-case по ген-идам ENSG, все 601 файла) содержит 60 660 генов — из неё и производится выборка 500 случайных генов; соединение по именам генов для основного конвейера и матрица counts для DESeq2 дают 59 427 генов. Оба числа корректны и относятся к разным построениям из одних и тех же исходных файлов GDC.</w:t>
+      </w:r>
+    </w:p>
+    <w:p>
+      <w:pPr>
+        <w:jc w:val="both"/>
+      </w:pPr>
+      <w:r>
         <w:t>Случайный набор из 500 генов сохраняет ~70% сигнала (различие опухоль/норма пронизывает весь транскриптом); сигнал исчезает только на неинформативных генах минимальной дисперсии. Концентрация сигнала в HVG отражает информационную насыщенность, а не ошибку отбора.</w:t>
       </w:r>
     </w:p>
@@ -2446,7 +2477,75 @@
         <w:pStyle w:val="Heading2"/>
       </w:pPr>
       <w:r>
-        <w:t>4.9 Клиническая привязка (стадии)</w:t>
+        <w:t>4.9 Прямое сравнение с DESeq2</w:t>
+      </w:r>
+    </w:p>
+    <w:p>
+      <w:pPr>
+        <w:jc w:val="both"/>
+      </w:pPr>
+      <w:r>
+        <w:t xml:space="preserve">Для контроля корректности постановки «опухоль против нормы» выполнено прямое сравнение с эталонным дифференциальным анализом DESeq2 (negative binomial GLM, pydeseq2; контраст Tumor/Normal, коррекция Бенджамини–Хохберга; детали — в сопутствующей биологической статье). DESeq2 выделяет </w:t>
+      </w:r>
+      <w:r>
+        <w:rPr>
+          <w:b/>
+        </w:rPr>
+        <w:t>14 769 генов с |log2FC| &gt; 1 при padj &lt; 0.05</w:t>
+      </w:r>
+      <w:r>
+        <w:t xml:space="preserve"> (11 485 повышены, 3 284 снижены; всего значимых 27 254); направления типичны для LUAD: вверх FAM83A, PYCR1, AFAP1-AS1 (пролиферация/инвазия), вниз PECAM1, EPAS1, OTUD1 (нормальные эндотелиальные и альвеолярные маркёры). То есть классический сигнал различия средних в этих данных выражен и количественно согласуется с гигантской топологической дивергенцией d̄_topo = 0.600 (рис. 9).</w:t>
+      </w:r>
+    </w:p>
+    <w:p>
+      <w:pPr>
+        <w:jc w:val="both"/>
+      </w:pPr>
+      <w:r>
+        <w:t xml:space="preserve">Однако между линейным DE-анализом и эвристиками отбора генов, на которых построен конвейер, связи почти нет. По полной матрице (59 427 генов, z-стандартизация, разреженное SVD): первая главная компонента объясняет 14.15% дисперсии, но корреляция её нагрузок с log2FC из DESeq2 составляет лишь </w:t>
+      </w:r>
+      <w:r>
+        <w:rPr>
+          <w:b/>
+        </w:rPr>
+        <w:t>r = 0.12 по модулю</w:t>
+      </w:r>
+      <w:r>
+        <w:t xml:space="preserve"> (знак PC1 произволен: ось определена с точностью до знака); пересечение топ-500 HVG с топ-500 генов по padj — </w:t>
+      </w:r>
+      <w:r>
+        <w:rPr>
+          <w:b/>
+        </w:rPr>
+        <w:t>Jaccard = 0.06</w:t>
+      </w:r>
+      <w:r>
+        <w:t xml:space="preserve">; пересечения HVG/PC1-loadings и DESeq2/PC1-loadings — </w:t>
+      </w:r>
+      <w:r>
+        <w:rPr>
+          <w:b/>
+        </w:rPr>
+        <w:t>0.00</w:t>
+      </w:r>
+      <w:r>
+        <w:t>. Это ожидаемо: отбор по дисперсии, главная ось ковариации и дифференциальная экспрессия отвечают на разные вопросы. DESeq2 оценивает сдвиг среднего отдельного гена, тогда как d̄_topo оценивает различие всей формы распределений (структуры связности) в 500-мерном пространстве.</w:t>
+      </w:r>
+    </w:p>
+    <w:p>
+      <w:pPr>
+        <w:jc w:val="both"/>
+      </w:pPr>
+      <w:r>
+        <w:t>Два следствия важны для методологии. Во-первых, вывод о сильной топологической дивергенции не зависит от выбора «дифференциальных» генов: сигнал сохраняется на 500 случайных генах (0.417) и исчезает лишь на неинформативных (п. 4.8), а критерий HVG почти не пересекается с DE-списками (Jaccard 0.06) — если бы конвейер опирался на DE-гены, результат был бы уже чувствителен к этому выбору. Во-вторых, ортогональность PC1 к DE (r = 0.12 по модулю, Jaccard 0.00) подтверждает п. 4.7: главная ось транскриптомной изменчивости — внутриопухолевый градиент, а не ось «опухоль/норма», поэтому любой анализ, редуцирующий данные до PC1, потерял бы большую часть биологического сигнала, который улавливается именно нелинейной топологической метрикой.</w:t>
+      </w:r>
+    </w:p>
+    <w:p>
+      <w:pPr>
+        <w:pStyle w:val="Heading2"/>
+      </w:pPr>
+      <w:r>
+        <w:t>4.10 Клиническая привязка (стадии)</w:t>
       </w:r>
     </w:p>
     <w:p>
@@ -2624,7 +2723,7 @@
         <w:pStyle w:val="ListNumber"/>
       </w:pPr>
       <w:r>
-        <w:t>Уровни возврата максимумов экспрессии значимо выше у опухолей (RL99 18.0 против 13.1, p = 0.005), хвосты типа Фреше в обеих группах.</w:t>
+        <w:t>Уровни возврата максимумов экспрессии значимо выше у опухолей (RL99 18.02 против 13.14, p = 0.005), хвосты типа Фреше в обеих группах.</w:t>
       </w:r>
     </w:p>
     <w:p>
@@ -2715,7 +2814,7 @@
       <w:r>
         <w:drawing>
           <wp:inline xmlns:a="http://schemas.openxmlformats.org/drawingml/2006/main" xmlns:pic="http://schemas.openxmlformats.org/drawingml/2006/picture">
-            <wp:extent cx="5486400" cy="3657600"/>
+            <wp:extent cx="5486400" cy="3798277"/>
             <wp:docPr id="2" name="Picture 2"/>
             <wp:cNvGraphicFramePr>
               <a:graphicFrameLocks noChangeAspect="1"/>
@@ -2736,7 +2835,7 @@
                   <pic:spPr>
                     <a:xfrm>
                       <a:off x="0" y="0"/>
-                      <a:ext cx="5486400" cy="3657600"/>
+                      <a:ext cx="5486400" cy="3798277"/>
                     </a:xfrm>
                     <a:prstGeom prst="rect"/>
                   </pic:spPr>
@@ -2803,7 +2902,7 @@
       <w:r>
         <w:drawing>
           <wp:inline xmlns:a="http://schemas.openxmlformats.org/drawingml/2006/main" xmlns:pic="http://schemas.openxmlformats.org/drawingml/2006/picture">
-            <wp:extent cx="5486400" cy="4488873"/>
+            <wp:extent cx="5486400" cy="3798277"/>
             <wp:docPr id="4" name="Picture 4"/>
             <wp:cNvGraphicFramePr>
               <a:graphicFrameLocks noChangeAspect="1"/>
@@ -2824,7 +2923,7 @@
                   <pic:spPr>
                     <a:xfrm>
                       <a:off x="0" y="0"/>
-                      <a:ext cx="5486400" cy="4488873"/>
+                      <a:ext cx="5486400" cy="3798277"/>
                     </a:xfrm>
                     <a:prstGeom prst="rect"/>
                   </pic:spPr>
@@ -2847,7 +2946,7 @@
       <w:r>
         <w:drawing>
           <wp:inline xmlns:a="http://schemas.openxmlformats.org/drawingml/2006/main" xmlns:pic="http://schemas.openxmlformats.org/drawingml/2006/picture">
-            <wp:extent cx="5486400" cy="3657600"/>
+            <wp:extent cx="5486400" cy="3798277"/>
             <wp:docPr id="5" name="Picture 5"/>
             <wp:cNvGraphicFramePr>
               <a:graphicFrameLocks noChangeAspect="1"/>
@@ -2868,7 +2967,7 @@
                   <pic:spPr>
                     <a:xfrm>
                       <a:off x="0" y="0"/>
-                      <a:ext cx="5486400" cy="3657600"/>
+                      <a:ext cx="5486400" cy="3798277"/>
                     </a:xfrm>
                     <a:prstGeom prst="rect"/>
                   </pic:spPr>
@@ -3124,6 +3223,22 @@
         <w:jc w:val="both"/>
       </w:pPr>
       <w:r>
+        <w:t>python scripts\gdc2_cmp_deseq2.py      # сравнение с DESeq2 (results/gdc2_cmp_deseq2.json)</w:t>
+      </w:r>
+    </w:p>
+    <w:p>
+      <w:pPr>
+        <w:jc w:val="both"/>
+      </w:pPr>
+      <w:r>
+        <w:t>python scripts\gdc2_figures_bw.py      # ч/б-стили рис. 2, 4, 5 (Betti, EVT, HSIC)</w:t>
+      </w:r>
+    </w:p>
+    <w:p>
+      <w:pPr>
+        <w:jc w:val="both"/>
+      </w:pPr>
+      <w:r>
         <w:t>```</w:t>
       </w:r>
     </w:p>
@@ -3141,7 +3256,7 @@
         <w:t>.json`; рисунки — `figures/gdc2_</w:t>
       </w:r>
       <w:r>
-        <w:t>.png`. Репозиторий: `https://github.com/mordvinov-arch/topo-stress`.</w:t>
+        <w:t>.png` (многосерийные графики различают серии стилем линии/маркером и читабельны в ч/б). Репозиторий: `https://github.com/mordvinov-arch/topo-stress`.</w:t>
       </w:r>
     </w:p>
     <w:sectPr>
